--- a/templates/weekplan.docx
+++ b/templates/weekplan.docx
@@ -242,8 +242,28 @@
         </w:tc>
         <w:tc>
           <w:tcPr>
-            <w:tcW w:w="2872" w:type="dxa"/>
-            <w:gridSpan w:val="2"/>
+            <w:tcW w:w="991" w:type="dxa"/>
+            <w:tcBorders>
+              <w:top w:val="single" w:color="000000" w:sz="4" w:space="0"/>
+              <w:bottom w:val="single" w:color="000000" w:sz="4" w:space="0"/>
+              <w:right w:val="single" w:color="000000" w:sz="4" w:space="0"/>
+            </w:tcBorders>
+            <w:vAlign w:val="center"/>
+          </w:tcPr>
+          <w:p>
+            <w:pPr>
+              <w:jc w:val="center"/>
+              <w:rPr>
+                <w:rFonts w:hint="eastAsia" w:ascii="宋体" w:hAnsi="宋体" w:cs="宋体"/>
+                <w:sz w:val="24"/>
+                <w:szCs w:val="24"/>
+              </w:rPr>
+            </w:pPr>
+          </w:p>
+        </w:tc>
+        <w:tc>
+          <w:tcPr>
+            <w:tcW w:w="1881" w:type="dxa"/>
             <w:tcBorders>
               <w:top w:val="single" w:color="000000" w:sz="4" w:space="0"/>
               <w:bottom w:val="single" w:color="000000" w:sz="4" w:space="0"/>
@@ -268,6 +288,8 @@
               </w:rPr>
               <w:t>周一</w:t>
             </w:r>
+            <w:bookmarkStart w:id="0" w:name="_GoBack"/>
+            <w:bookmarkEnd w:id="0"/>
           </w:p>
         </w:tc>
         <w:tc>
@@ -390,6 +412,14 @@
         </w:tc>
       </w:tr>
       <w:tr>
+        <w:tblPrEx>
+          <w:tblCellMar>
+            <w:top w:w="0" w:type="dxa"/>
+            <w:left w:w="108" w:type="dxa"/>
+            <w:bottom w:w="0" w:type="dxa"/>
+            <w:right w:w="108" w:type="dxa"/>
+          </w:tblCellMar>
+        </w:tblPrEx>
         <w:trPr>
           <w:trHeight w:val="90" w:hRule="atLeast"/>
           <w:jc w:val="center"/>
@@ -598,6 +628,14 @@
         </w:tc>
       </w:tr>
       <w:tr>
+        <w:tblPrEx>
+          <w:tblCellMar>
+            <w:top w:w="0" w:type="dxa"/>
+            <w:left w:w="108" w:type="dxa"/>
+            <w:bottom w:w="0" w:type="dxa"/>
+            <w:right w:w="108" w:type="dxa"/>
+          </w:tblCellMar>
+        </w:tblPrEx>
         <w:trPr>
           <w:trHeight w:val="576" w:hRule="atLeast"/>
           <w:jc w:val="center"/>
@@ -1828,8 +1866,6 @@
               </w:rPr>
               <w:t>3.</w:t>
             </w:r>
-            <w:bookmarkStart w:id="0" w:name="_GoBack"/>
-            <w:bookmarkEnd w:id="0"/>
           </w:p>
         </w:tc>
       </w:tr>
